--- a/src/content/poetry/29-put-bez-puti/ru.docx
+++ b/src/content/poetry/29-put-bez-puti/ru.docx
@@ -5,34 +5,31 @@
     <w:p>
       <w:pPr>
         <w:shd w:val="clear" w:color="auto" w:fill="FFFFFF"/>
-        <w:spacing w:before="225" w:after="75" w:line="440" w:lineRule="atLeast"/>
-        <w:ind w:left="300"/>
-        <w:outlineLvl w:val="0"/>
-        <w:rPr>
-          <w:rFonts w:ascii="Times New Roman" w:eastAsia="Times New Roman" w:hAnsi="Times New Roman" w:cs="Times New Roman"/>
+        <w:spacing w:after="0" w:line="340" w:lineRule="atLeast"/>
+        <w:textAlignment w:val="baseline"/>
+        <w:rPr>
+          <w:rFonts w:ascii="Times New Roman" w:eastAsia="Times New Roman" w:hAnsi="Times New Roman" w:cs="Times New Roman"/>
+          <w:color w:val="000000"/>
+          <w:kern w:val="0"/>
+          <w:sz w:val="27"/>
+          <w:szCs w:val="27"/>
+          <w:lang w:eastAsia="ru-RU"/>
+          <w14:ligatures w14:val="none"/>
+        </w:rPr>
+      </w:pPr>
+      <w:r>
+        <w:rPr>
+          <w:rFonts w:ascii="Times New Roman" w:eastAsia="Times New Roman" w:hAnsi="Times New Roman" w:cs="Times New Roman"/>
+          <w:bCs/>
           <w:b/>
-          <w:bCs/>
-          <w:color w:val="606060"/>
-          <w:kern w:val="36"/>
-          <w:sz w:val="40"/>
-          <w:szCs w:val="40"/>
-          <w:lang w:eastAsia="ru-RU"/>
-          <w14:ligatures w14:val="none"/>
-        </w:rPr>
-      </w:pPr>
-      <w:r>
-        <w:rPr>
-          <w:rFonts w:ascii="Times New Roman" w:eastAsia="Times New Roman" w:hAnsi="Times New Roman" w:cs="Times New Roman"/>
-          <w:b/>
-          <w:bCs/>
-          <w:color w:val="606060"/>
-          <w:kern w:val="36"/>
-          <w:sz w:val="40"/>
-          <w:szCs w:val="40"/>
-          <w:lang w:eastAsia="ru-RU"/>
-          <w14:ligatures w14:val="none"/>
-        </w:rPr>
-        <w:t>Путь без пути</w:t>
+          <w:color w:val="000000"/>
+          <w:kern w:val="0"/>
+          <w:sz w:val="27"/>
+          <w:szCs w:val="27"/>
+          <w:lang w:eastAsia="ru-RU"/>
+          <w14:ligatures w14:val="none"/>
+        </w:rPr>
+        <w:t xml:space="preserve">Путь без пути</w:t>
       </w:r>
     </w:p>
     <w:p>
@@ -309,32 +306,23 @@
         <w:br/>
         <w:t>Растворился, как тепло.</w:t>
       </w:r>
-      <w:r>
-        <w:rPr>
-          <w:rFonts w:ascii="Times New Roman" w:eastAsia="Times New Roman" w:hAnsi="Times New Roman" w:cs="Times New Roman"/>
-          <w:color w:val="000000"/>
-          <w:kern w:val="0"/>
-          <w:sz w:val="27"/>
-          <w:szCs w:val="27"/>
-          <w:lang w:eastAsia="ru-RU"/>
-          <w14:ligatures w14:val="none"/>
-        </w:rPr>
-        <w:br/>
-      </w:r>
-      <w:r>
-        <w:rPr>
-          <w:rFonts w:ascii="Times New Roman" w:eastAsia="Times New Roman" w:hAnsi="Times New Roman" w:cs="Times New Roman"/>
-          <w:color w:val="000000"/>
-          <w:kern w:val="0"/>
-          <w:sz w:val="27"/>
-          <w:szCs w:val="27"/>
-          <w:lang w:eastAsia="ru-RU"/>
-          <w14:ligatures w14:val="none"/>
-        </w:rPr>
-        <w:br/>
-      </w:r>
     </w:p>
-    <w:p/>
+    <w:p>
+      <w:pPr>
+        <w:spacing w:before="200"/>
+        <w:rPr>
+          <w:i/>
+          <w:iCs/>
+        </w:rPr>
+      </w:pPr>
+      <w:r>
+        <w:rPr>
+          <w:i/>
+          <w:iCs/>
+        </w:rPr>
+        <w:t xml:space="preserve">14.03.2025, Сергей Панкратиус</w:t>
+      </w:r>
+    </w:p>
     <w:sectPr>
       <w:pgSz w:w="11906" w:h="16838"/>
       <w:pgMar w:top="1134" w:right="850" w:bottom="1134" w:left="1701" w:header="708" w:footer="708" w:gutter="0"/>
